--- a/!_Graduate_Work/FinalProject/Diplom.docx
+++ b/!_Graduate_Work/FinalProject/Diplom.docx
@@ -1,6 +1,6 @@
 
 <file path=word/document.xml><?xml version="1.0" encoding="utf-8"?>
-<w:document xmlns:wpc="http://schemas.microsoft.com/office/word/2010/wordprocessingCanvas" xmlns:cx="http://schemas.microsoft.com/office/drawing/2014/chartex" xmlns:cx1="http://schemas.microsoft.com/office/drawing/2015/9/8/chartex" xmlns:cx2="http://schemas.microsoft.com/office/drawing/2015/10/21/chartex" xmlns:cx3="http://schemas.microsoft.com/office/drawing/2016/5/9/chartex" xmlns:cx4="http://schemas.microsoft.com/office/drawing/2016/5/10/chartex" xmlns:cx5="http://schemas.microsoft.com/office/drawing/2016/5/11/chartex" xmlns:cx6="http://schemas.microsoft.com/office/drawing/2016/5/12/chartex" xmlns:cx7="http://schemas.microsoft.com/office/drawing/2016/5/13/chartex" xmlns:cx8="http://schemas.microsoft.com/office/drawing/2016/5/14/chartex" xmlns:mc="http://schemas.openxmlformats.org/markup-compatibility/2006" xmlns:aink="http://schemas.microsoft.com/office/drawing/2016/ink" xmlns:am3d="http://schemas.microsoft.com/office/drawing/2017/model3d" xmlns:o="urn:schemas-microsoft-com:office:office" xmlns:oel="http://schemas.microsoft.com/office/2019/extlst" xmlns:r="http://schemas.openxmlformats.org/officeDocument/2006/relationships" xmlns:m="http://schemas.openxmlformats.org/officeDocument/2006/math" xmlns:v="urn:schemas-microsoft-com:vml" xmlns:wp14="http://schemas.microsoft.com/office/word/2010/wordprocessingDrawing" xmlns:wp="http://schemas.openxmlformats.org/drawingml/2006/wordprocessingDrawing" xmlns:w10="urn:schemas-microsoft-com:office:word" xmlns:w="http://schemas.openxmlformats.org/wordprocessingml/2006/main" xmlns:w14="http://schemas.microsoft.com/office/word/2010/wordml" xmlns:w15="http://schemas.microsoft.com/office/word/2012/wordml" xmlns:w16cex="http://schemas.microsoft.com/office/word/2018/wordml/cex" xmlns:w16cid="http://schemas.microsoft.com/office/word/2016/wordml/cid" xmlns:w16="http://schemas.microsoft.com/office/word/2018/wordml" xmlns:w16sdtdh="http://schemas.microsoft.com/office/word/2020/wordml/sdtdatahash" xmlns:w16se="http://schemas.microsoft.com/office/word/2015/wordml/symex" xmlns:wpg="http://schemas.microsoft.com/office/word/2010/wordprocessingGroup" xmlns:wpi="http://schemas.microsoft.com/office/word/2010/wordprocessingInk" xmlns:wne="http://schemas.microsoft.com/office/word/2006/wordml" xmlns:wps="http://schemas.microsoft.com/office/word/2010/wordprocessingShape" mc:Ignorable="w14 w15 w16se w16cid w16 w16cex w16sdtdh wp14">
+<w:document xmlns:wpc="http://schemas.microsoft.com/office/word/2010/wordprocessingCanvas" xmlns:cx="http://schemas.microsoft.com/office/drawing/2014/chartex" xmlns:cx1="http://schemas.microsoft.com/office/drawing/2015/9/8/chartex" xmlns:cx2="http://schemas.microsoft.com/office/drawing/2015/10/21/chartex" xmlns:cx3="http://schemas.microsoft.com/office/drawing/2016/5/9/chartex" xmlns:cx4="http://schemas.microsoft.com/office/drawing/2016/5/10/chartex" xmlns:cx5="http://schemas.microsoft.com/office/drawing/2016/5/11/chartex" xmlns:cx6="http://schemas.microsoft.com/office/drawing/2016/5/12/chartex" xmlns:cx7="http://schemas.microsoft.com/office/drawing/2016/5/13/chartex" xmlns:cx8="http://schemas.microsoft.com/office/drawing/2016/5/14/chartex" xmlns:mc="http://schemas.openxmlformats.org/markup-compatibility/2006" xmlns:aink="http://schemas.microsoft.com/office/drawing/2016/ink" xmlns:am3d="http://schemas.microsoft.com/office/drawing/2017/model3d" xmlns:o="urn:schemas-microsoft-com:office:office" xmlns:oel="http://schemas.microsoft.com/office/2019/extlst" xmlns:r="http://schemas.openxmlformats.org/officeDocument/2006/relationships" xmlns:m="http://schemas.openxmlformats.org/officeDocument/2006/math" xmlns:v="urn:schemas-microsoft-com:vml" xmlns:wp14="http://schemas.microsoft.com/office/word/2010/wordprocessingDrawing" xmlns:wp="http://schemas.openxmlformats.org/drawingml/2006/wordprocessingDrawing" xmlns:w10="urn:schemas-microsoft-com:office:word" xmlns:w="http://schemas.openxmlformats.org/wordprocessingml/2006/main" xmlns:w14="http://schemas.microsoft.com/office/word/2010/wordml" xmlns:w15="http://schemas.microsoft.com/office/word/2012/wordml" xmlns:w16cex="http://schemas.microsoft.com/office/word/2018/wordml/cex" xmlns:w16cid="http://schemas.microsoft.com/office/word/2016/wordml/cid" xmlns:w16="http://schemas.microsoft.com/office/word/2018/wordml" xmlns:w16du="http://schemas.microsoft.com/office/word/2023/wordml/word16du" xmlns:w16sdtdh="http://schemas.microsoft.com/office/word/2020/wordml/sdtdatahash" xmlns:w16se="http://schemas.microsoft.com/office/word/2015/wordml/symex" xmlns:wpg="http://schemas.microsoft.com/office/word/2010/wordprocessingGroup" xmlns:wpi="http://schemas.microsoft.com/office/word/2010/wordprocessingInk" xmlns:wne="http://schemas.microsoft.com/office/word/2006/wordml" xmlns:wps="http://schemas.microsoft.com/office/word/2010/wordprocessingShape" mc:Ignorable="w14 w15 w16se w16cid w16 w16cex w16sdtdh w16du wp14">
   <w:body>
     <w:p>
       <w:pPr>
@@ -46,6 +46,7 @@
       <w:pPr>
         <w:spacing w:after="0" w:line="360" w:lineRule="auto"/>
         <w:ind w:firstLine="709"/>
+        <w:jc w:val="center"/>
         <w:rPr>
           <w:sz w:val="40"/>
           <w:szCs w:val="40"/>
@@ -185,7 +186,20 @@
         <w:rPr>
           <w:szCs w:val="28"/>
         </w:rPr>
-        <w:t xml:space="preserve">2023 г. </w:t>
+        <w:t>202</w:t>
+      </w:r>
+      <w:r>
+        <w:rPr>
+          <w:szCs w:val="28"/>
+          <w:lang w:val="en-US"/>
+        </w:rPr>
+        <w:t>4</w:t>
+      </w:r>
+      <w:r>
+        <w:rPr>
+          <w:szCs w:val="28"/>
+        </w:rPr>
+        <w:t xml:space="preserve"> г.</w:t>
       </w:r>
     </w:p>
     <w:p>
@@ -6599,42 +6613,20 @@
         </w:rPr>
         <w:t>metadata database engine (MySQL, </w:t>
       </w:r>
-      <w:r>
-        <w:fldChar w:fldCharType="begin"/>
-      </w:r>
-      <w:r>
-        <w:rPr>
-          <w:lang w:val="en-US"/>
-        </w:rPr>
-        <w:instrText>HYPERLINK "https://dbi.ru/uslugi-podderzhki-subd-postgresql/"</w:instrText>
-      </w:r>
-      <w:r>
-        <w:fldChar w:fldCharType="separate"/>
-      </w:r>
-      <w:r>
-        <w:rPr>
-          <w:rFonts w:eastAsia="Times New Roman" w:cs="Times New Roman"/>
-          <w:color w:val="0094CD"/>
-          <w:kern w:val="0"/>
-          <w:szCs w:val="28"/>
-          <w:u w:val="single"/>
-          <w:lang w:val="en-US" w:eastAsia="ru-RU"/>
-          <w14:ligatures w14:val="none"/>
-        </w:rPr>
-        <w:t>Postgres</w:t>
-      </w:r>
-      <w:r>
-        <w:rPr>
-          <w:rFonts w:eastAsia="Times New Roman" w:cs="Times New Roman"/>
-          <w:color w:val="0094CD"/>
-          <w:kern w:val="0"/>
-          <w:szCs w:val="28"/>
-          <w:u w:val="single"/>
-          <w:lang w:val="en-US" w:eastAsia="ru-RU"/>
-          <w14:ligatures w14:val="none"/>
-        </w:rPr>
-        <w:fldChar w:fldCharType="end"/>
-      </w:r>
+      <w:hyperlink r:id="rId10" w:history="1">
+        <w:r>
+          <w:rPr>
+            <w:rFonts w:eastAsia="Times New Roman" w:cs="Times New Roman"/>
+            <w:color w:val="0094CD"/>
+            <w:kern w:val="0"/>
+            <w:szCs w:val="28"/>
+            <w:u w:val="single"/>
+            <w:lang w:val="en-US" w:eastAsia="ru-RU"/>
+            <w14:ligatures w14:val="none"/>
+          </w:rPr>
+          <w:t>Postgres</w:t>
+        </w:r>
+      </w:hyperlink>
       <w:r>
         <w:rPr>
           <w:rFonts w:eastAsia="Times New Roman" w:cs="Times New Roman"/>
@@ -7864,7 +7856,7 @@
         </w:rPr>
         <w:t xml:space="preserve"> — это </w:t>
       </w:r>
-      <w:hyperlink r:id="rId10" w:tgtFrame="_blank" w:history="1">
+      <w:hyperlink r:id="rId11" w:tgtFrame="_blank" w:history="1">
         <w:r>
           <w:rPr>
             <w:rStyle w:val="a4"/>
@@ -7881,7 +7873,7 @@
         </w:rPr>
         <w:t> для языка программирования </w:t>
       </w:r>
-      <w:hyperlink r:id="rId11" w:tgtFrame="_blank" w:history="1">
+      <w:hyperlink r:id="rId12" w:tgtFrame="_blank" w:history="1">
         <w:r>
           <w:rPr>
             <w:rStyle w:val="a4"/>
@@ -10016,7 +10008,7 @@
         </w:rPr>
         <w:t xml:space="preserve"> и обеспечивают беспрецедентное горизонтальное масштабирование, недостижимое при использовании других типов баз данных. Например, </w:t>
       </w:r>
-      <w:hyperlink r:id="rId12" w:tgtFrame="_blank" w:history="1">
+      <w:hyperlink r:id="rId13" w:tgtFrame="_blank" w:history="1">
         <w:r>
           <w:rPr>
             <w:rStyle w:val="a4"/>
@@ -11009,7 +11001,7 @@
         </w:rPr>
         <w:t xml:space="preserve"> базы данных применяются для моделирования социальных графов (социальных сетей)</w:t>
       </w:r>
-      <w:hyperlink r:id="rId13" w:anchor="cite_note-3" w:history="1">
+      <w:hyperlink r:id="rId14" w:anchor="cite_note-3" w:history="1">
         <w:r>
           <w:rPr>
             <w:rStyle w:val="a4"/>
@@ -17162,7 +17154,6 @@
         </w:rPr>
         <w:t xml:space="preserve"> &lt; </w:t>
       </w:r>
-      <w:proofErr w:type="spellStart"/>
       <w:proofErr w:type="gramStart"/>
       <w:r>
         <w:rPr>
@@ -17177,15 +17168,7 @@
           <w:color w:val="BCBEC4"/>
           <w:lang w:val="en-US"/>
         </w:rPr>
-        <w:t>_area</w:t>
-      </w:r>
-      <w:proofErr w:type="spellEnd"/>
-      <w:r>
-        <w:rPr>
-          <w:color w:val="BCBEC4"/>
-          <w:lang w:val="en-US"/>
-        </w:rPr>
-        <w:t>:</w:t>
+        <w:t>_area:</w:t>
       </w:r>
       <w:r>
         <w:rPr>
@@ -23329,7 +23312,7 @@
         </w:rPr>
         <w:t xml:space="preserve"> Развернутая на сервере версия приложения доступна по адресу </w:t>
       </w:r>
-      <w:hyperlink r:id="rId14" w:history="1">
+      <w:hyperlink r:id="rId15" w:history="1">
         <w:r>
           <w:rPr>
             <w:rStyle w:val="a4"/>
@@ -23798,7 +23781,7 @@
         </w:rPr>
         <w:t xml:space="preserve">- </w:t>
       </w:r>
-      <w:hyperlink r:id="rId15" w:history="1">
+      <w:hyperlink r:id="rId16" w:history="1">
         <w:r>
           <w:rPr>
             <w:rStyle w:val="a4"/>
@@ -23928,7 +23911,7 @@
         </w:rPr>
         <w:t xml:space="preserve">- </w:t>
       </w:r>
-      <w:hyperlink r:id="rId16" w:history="1">
+      <w:hyperlink r:id="rId17" w:history="1">
         <w:r>
           <w:rPr>
             <w:rStyle w:val="a4"/>
@@ -25895,195 +25878,6 @@
             <wp:extent cx="6031230" cy="4891177"/>
             <wp:effectExtent l="0" t="0" r="7620" b="5080"/>
             <wp:docPr id="7" name="Рисунок 7"/>
-            <wp:cNvGraphicFramePr>
-              <a:graphicFrameLocks xmlns:a="http://schemas.openxmlformats.org/drawingml/2006/main" noChangeAspect="1"/>
-            </wp:cNvGraphicFramePr>
-            <a:graphic xmlns:a="http://schemas.openxmlformats.org/drawingml/2006/main">
-              <a:graphicData uri="http://schemas.openxmlformats.org/drawingml/2006/picture">
-                <pic:pic xmlns:pic="http://schemas.openxmlformats.org/drawingml/2006/picture">
-                  <pic:nvPicPr>
-                    <pic:cNvPr id="1" name=""/>
-                    <pic:cNvPicPr/>
-                  </pic:nvPicPr>
-                  <pic:blipFill>
-                    <a:blip r:embed="rId17"/>
-                    <a:stretch>
-                      <a:fillRect/>
-                    </a:stretch>
-                  </pic:blipFill>
-                  <pic:spPr>
-                    <a:xfrm>
-                      <a:off x="0" y="0"/>
-                      <a:ext cx="6031230" cy="4891177"/>
-                    </a:xfrm>
-                    <a:prstGeom prst="rect">
-                      <a:avLst/>
-                    </a:prstGeom>
-                  </pic:spPr>
-                </pic:pic>
-              </a:graphicData>
-            </a:graphic>
-          </wp:inline>
-        </w:drawing>
-      </w:r>
-    </w:p>
-    <w:p>
-      <w:pPr>
-        <w:spacing w:after="0" w:line="360" w:lineRule="auto"/>
-        <w:jc w:val="center"/>
-        <w:rPr>
-          <w:rFonts w:cs="Times New Roman"/>
-          <w:szCs w:val="28"/>
-        </w:rPr>
-      </w:pPr>
-    </w:p>
-    <w:p>
-      <w:pPr>
-        <w:spacing w:after="0" w:line="360" w:lineRule="auto"/>
-        <w:jc w:val="center"/>
-        <w:rPr>
-          <w:rFonts w:cs="Times New Roman"/>
-          <w:szCs w:val="28"/>
-        </w:rPr>
-      </w:pPr>
-      <w:r>
-        <w:rPr>
-          <w:rFonts w:cs="Times New Roman"/>
-          <w:szCs w:val="28"/>
-        </w:rPr>
-        <w:t>Рисунок 1 – вкладка с описанием приложения</w:t>
-      </w:r>
-    </w:p>
-    <w:p>
-      <w:pPr>
-        <w:spacing w:after="0" w:line="360" w:lineRule="auto"/>
-        <w:jc w:val="center"/>
-        <w:rPr>
-          <w:rFonts w:cs="Times New Roman"/>
-          <w:szCs w:val="28"/>
-        </w:rPr>
-      </w:pPr>
-    </w:p>
-    <w:p>
-      <w:pPr>
-        <w:spacing w:after="0" w:line="360" w:lineRule="auto"/>
-        <w:jc w:val="center"/>
-        <w:rPr>
-          <w:rFonts w:cs="Times New Roman"/>
-          <w:szCs w:val="28"/>
-        </w:rPr>
-      </w:pPr>
-    </w:p>
-    <w:p>
-      <w:pPr>
-        <w:spacing w:after="0" w:line="360" w:lineRule="auto"/>
-        <w:jc w:val="center"/>
-        <w:rPr>
-          <w:rFonts w:cs="Times New Roman"/>
-          <w:szCs w:val="28"/>
-        </w:rPr>
-      </w:pPr>
-    </w:p>
-    <w:p>
-      <w:pPr>
-        <w:spacing w:after="0" w:line="360" w:lineRule="auto"/>
-        <w:jc w:val="center"/>
-        <w:rPr>
-          <w:rFonts w:cs="Times New Roman"/>
-          <w:szCs w:val="28"/>
-        </w:rPr>
-      </w:pPr>
-    </w:p>
-    <w:p>
-      <w:pPr>
-        <w:spacing w:after="0" w:line="360" w:lineRule="auto"/>
-        <w:jc w:val="center"/>
-        <w:rPr>
-          <w:rFonts w:cs="Times New Roman"/>
-          <w:szCs w:val="28"/>
-        </w:rPr>
-      </w:pPr>
-    </w:p>
-    <w:p>
-      <w:pPr>
-        <w:spacing w:after="0" w:line="360" w:lineRule="auto"/>
-        <w:jc w:val="center"/>
-        <w:rPr>
-          <w:rFonts w:cs="Times New Roman"/>
-          <w:szCs w:val="28"/>
-        </w:rPr>
-      </w:pPr>
-    </w:p>
-    <w:p>
-      <w:pPr>
-        <w:spacing w:after="0" w:line="360" w:lineRule="auto"/>
-        <w:jc w:val="center"/>
-        <w:rPr>
-          <w:rFonts w:cs="Times New Roman"/>
-          <w:szCs w:val="28"/>
-        </w:rPr>
-      </w:pPr>
-    </w:p>
-    <w:p>
-      <w:pPr>
-        <w:spacing w:after="0" w:line="360" w:lineRule="auto"/>
-        <w:jc w:val="center"/>
-        <w:rPr>
-          <w:rFonts w:cs="Times New Roman"/>
-          <w:szCs w:val="28"/>
-        </w:rPr>
-      </w:pPr>
-    </w:p>
-    <w:p>
-      <w:pPr>
-        <w:spacing w:after="0" w:line="360" w:lineRule="auto"/>
-        <w:jc w:val="center"/>
-        <w:rPr>
-          <w:rFonts w:cs="Times New Roman"/>
-          <w:szCs w:val="28"/>
-        </w:rPr>
-      </w:pPr>
-    </w:p>
-    <w:p>
-      <w:pPr>
-        <w:spacing w:after="0" w:line="360" w:lineRule="auto"/>
-        <w:jc w:val="center"/>
-        <w:rPr>
-          <w:rFonts w:cs="Times New Roman"/>
-          <w:szCs w:val="28"/>
-        </w:rPr>
-      </w:pPr>
-    </w:p>
-    <w:p>
-      <w:pPr>
-        <w:spacing w:after="0" w:line="360" w:lineRule="auto"/>
-        <w:jc w:val="center"/>
-        <w:rPr>
-          <w:rFonts w:cs="Times New Roman"/>
-          <w:szCs w:val="28"/>
-        </w:rPr>
-      </w:pPr>
-    </w:p>
-    <w:p>
-      <w:pPr>
-        <w:spacing w:after="0" w:line="360" w:lineRule="auto"/>
-        <w:jc w:val="center"/>
-        <w:rPr>
-          <w:rFonts w:cs="Times New Roman"/>
-          <w:szCs w:val="28"/>
-        </w:rPr>
-      </w:pPr>
-      <w:r>
-        <w:rPr>
-          <w:rFonts w:cs="Times New Roman"/>
-          <w:noProof/>
-          <w:szCs w:val="28"/>
-        </w:rPr>
-        <w:drawing>
-          <wp:inline distT="0" distB="0" distL="0" distR="0" wp14:anchorId="3286FA71" wp14:editId="3F738393">
-            <wp:extent cx="6031218" cy="7228936"/>
-            <wp:effectExtent l="0" t="0" r="8255" b="0"/>
-            <wp:docPr id="9" name="Рисунок 9"/>
             <wp:cNvGraphicFramePr>
               <a:graphicFrameLocks xmlns:a="http://schemas.openxmlformats.org/drawingml/2006/main" noChangeAspect="1"/>
             </wp:cNvGraphicFramePr>
@@ -26103,7 +25897,7 @@
                   <pic:spPr>
                     <a:xfrm>
                       <a:off x="0" y="0"/>
-                      <a:ext cx="6041432" cy="7241178"/>
+                      <a:ext cx="6031230" cy="4891177"/>
                     </a:xfrm>
                     <a:prstGeom prst="rect">
                       <a:avLst/>
@@ -26125,13 +25919,6 @@
           <w:szCs w:val="28"/>
         </w:rPr>
       </w:pPr>
-      <w:r>
-        <w:rPr>
-          <w:rFonts w:cs="Times New Roman"/>
-          <w:szCs w:val="28"/>
-        </w:rPr>
-        <w:t>Рисунок 2 – блок моделирования, регулировка скорости</w:t>
-      </w:r>
     </w:p>
     <w:p>
       <w:pPr>
@@ -26142,6 +25929,13 @@
           <w:szCs w:val="28"/>
         </w:rPr>
       </w:pPr>
+      <w:r>
+        <w:rPr>
+          <w:rFonts w:cs="Times New Roman"/>
+          <w:szCs w:val="28"/>
+        </w:rPr>
+        <w:t>Рисунок 1 – вкладка с описанием приложения</w:t>
+      </w:r>
     </w:p>
     <w:p>
       <w:pPr>
@@ -26202,6 +25996,66 @@
           <w:szCs w:val="28"/>
         </w:rPr>
       </w:pPr>
+    </w:p>
+    <w:p>
+      <w:pPr>
+        <w:spacing w:after="0" w:line="360" w:lineRule="auto"/>
+        <w:jc w:val="center"/>
+        <w:rPr>
+          <w:rFonts w:cs="Times New Roman"/>
+          <w:szCs w:val="28"/>
+        </w:rPr>
+      </w:pPr>
+    </w:p>
+    <w:p>
+      <w:pPr>
+        <w:spacing w:after="0" w:line="360" w:lineRule="auto"/>
+        <w:jc w:val="center"/>
+        <w:rPr>
+          <w:rFonts w:cs="Times New Roman"/>
+          <w:szCs w:val="28"/>
+        </w:rPr>
+      </w:pPr>
+    </w:p>
+    <w:p>
+      <w:pPr>
+        <w:spacing w:after="0" w:line="360" w:lineRule="auto"/>
+        <w:jc w:val="center"/>
+        <w:rPr>
+          <w:rFonts w:cs="Times New Roman"/>
+          <w:szCs w:val="28"/>
+        </w:rPr>
+      </w:pPr>
+    </w:p>
+    <w:p>
+      <w:pPr>
+        <w:spacing w:after="0" w:line="360" w:lineRule="auto"/>
+        <w:jc w:val="center"/>
+        <w:rPr>
+          <w:rFonts w:cs="Times New Roman"/>
+          <w:szCs w:val="28"/>
+        </w:rPr>
+      </w:pPr>
+    </w:p>
+    <w:p>
+      <w:pPr>
+        <w:spacing w:after="0" w:line="360" w:lineRule="auto"/>
+        <w:jc w:val="center"/>
+        <w:rPr>
+          <w:rFonts w:cs="Times New Roman"/>
+          <w:szCs w:val="28"/>
+        </w:rPr>
+      </w:pPr>
+    </w:p>
+    <w:p>
+      <w:pPr>
+        <w:spacing w:after="0" w:line="360" w:lineRule="auto"/>
+        <w:jc w:val="center"/>
+        <w:rPr>
+          <w:rFonts w:cs="Times New Roman"/>
+          <w:szCs w:val="28"/>
+        </w:rPr>
+      </w:pPr>
       <w:r>
         <w:rPr>
           <w:rFonts w:cs="Times New Roman"/>
@@ -26209,10 +26063,10 @@
           <w:szCs w:val="28"/>
         </w:rPr>
         <w:drawing>
-          <wp:inline distT="0" distB="0" distL="0" distR="0" wp14:anchorId="3A73241A" wp14:editId="1B0046E1">
-            <wp:extent cx="6031230" cy="6323163"/>
-            <wp:effectExtent l="0" t="0" r="7620" b="1905"/>
-            <wp:docPr id="10" name="Рисунок 10"/>
+          <wp:inline distT="0" distB="0" distL="0" distR="0" wp14:anchorId="3286FA71" wp14:editId="3F738393">
+            <wp:extent cx="6031218" cy="7228936"/>
+            <wp:effectExtent l="0" t="0" r="8255" b="0"/>
+            <wp:docPr id="9" name="Рисунок 9"/>
             <wp:cNvGraphicFramePr>
               <a:graphicFrameLocks xmlns:a="http://schemas.openxmlformats.org/drawingml/2006/main" noChangeAspect="1"/>
             </wp:cNvGraphicFramePr>
@@ -26232,7 +26086,7 @@
                   <pic:spPr>
                     <a:xfrm>
                       <a:off x="0" y="0"/>
-                      <a:ext cx="6035586" cy="6327729"/>
+                      <a:ext cx="6041432" cy="7241178"/>
                     </a:xfrm>
                     <a:prstGeom prst="rect">
                       <a:avLst/>
@@ -26259,7 +26113,7 @@
           <w:rFonts w:cs="Times New Roman"/>
           <w:szCs w:val="28"/>
         </w:rPr>
-        <w:t>Рисунок 3 – блок моделирования, регулировка зоны обнаружения</w:t>
+        <w:t>Рисунок 2 – блок моделирования, регулировка скорости</w:t>
       </w:r>
     </w:p>
     <w:p>
@@ -26311,18 +26165,37 @@
           <w:szCs w:val="28"/>
         </w:rPr>
       </w:pPr>
+    </w:p>
+    <w:p>
+      <w:pPr>
+        <w:spacing w:after="0" w:line="360" w:lineRule="auto"/>
+        <w:jc w:val="center"/>
+        <w:rPr>
+          <w:rFonts w:cs="Times New Roman"/>
+          <w:szCs w:val="28"/>
+        </w:rPr>
+      </w:pPr>
+    </w:p>
+    <w:p>
+      <w:pPr>
+        <w:spacing w:after="0" w:line="360" w:lineRule="auto"/>
+        <w:jc w:val="center"/>
+        <w:rPr>
+          <w:rFonts w:cs="Times New Roman"/>
+          <w:szCs w:val="28"/>
+        </w:rPr>
+      </w:pPr>
       <w:r>
         <w:rPr>
           <w:rFonts w:cs="Times New Roman"/>
           <w:noProof/>
           <w:szCs w:val="28"/>
         </w:rPr>
-        <w:lastRenderedPageBreak/>
         <w:drawing>
-          <wp:inline distT="0" distB="0" distL="0" distR="0" wp14:anchorId="28EFF547" wp14:editId="24A28D10">
-            <wp:extent cx="6031195" cy="6487065"/>
-            <wp:effectExtent l="0" t="0" r="8255" b="0"/>
-            <wp:docPr id="11" name="Рисунок 11"/>
+          <wp:inline distT="0" distB="0" distL="0" distR="0" wp14:anchorId="3A73241A" wp14:editId="1B0046E1">
+            <wp:extent cx="6031230" cy="6323163"/>
+            <wp:effectExtent l="0" t="0" r="7620" b="1905"/>
+            <wp:docPr id="10" name="Рисунок 10"/>
             <wp:cNvGraphicFramePr>
               <a:graphicFrameLocks xmlns:a="http://schemas.openxmlformats.org/drawingml/2006/main" noChangeAspect="1"/>
             </wp:cNvGraphicFramePr>
@@ -26342,7 +26215,7 @@
                   <pic:spPr>
                     <a:xfrm>
                       <a:off x="0" y="0"/>
-                      <a:ext cx="6036709" cy="6492995"/>
+                      <a:ext cx="6035586" cy="6327729"/>
                     </a:xfrm>
                     <a:prstGeom prst="rect">
                       <a:avLst/>
@@ -26369,7 +26242,7 @@
           <w:rFonts w:cs="Times New Roman"/>
           <w:szCs w:val="28"/>
         </w:rPr>
-        <w:t>Рисунок 4 – блок аналитики</w:t>
+        <w:t>Рисунок 3 – блок моделирования, регулировка зоны обнаружения</w:t>
       </w:r>
     </w:p>
     <w:p>
@@ -26381,20 +26254,6 @@
           <w:szCs w:val="28"/>
         </w:rPr>
       </w:pPr>
-      <w:r>
-        <w:rPr>
-          <w:rFonts w:cs="Times New Roman"/>
-          <w:szCs w:val="28"/>
-        </w:rPr>
-        <w:t xml:space="preserve"> </w:t>
-      </w:r>
-      <w:r>
-        <w:rPr>
-          <w:rFonts w:cs="Times New Roman"/>
-          <w:szCs w:val="28"/>
-        </w:rPr>
-        <w:t>статистика возникновения опасных ситуаций по всем блокам</w:t>
-      </w:r>
     </w:p>
     <w:p>
       <w:pPr>
@@ -26435,87 +26294,18 @@
           <w:szCs w:val="28"/>
         </w:rPr>
       </w:pPr>
-    </w:p>
-    <w:p>
-      <w:pPr>
-        <w:spacing w:after="0" w:line="360" w:lineRule="auto"/>
-        <w:jc w:val="center"/>
-        <w:rPr>
-          <w:rFonts w:cs="Times New Roman"/>
-          <w:szCs w:val="28"/>
-        </w:rPr>
-      </w:pPr>
-    </w:p>
-    <w:p>
-      <w:pPr>
-        <w:spacing w:after="0" w:line="360" w:lineRule="auto"/>
-        <w:jc w:val="center"/>
-        <w:rPr>
-          <w:rFonts w:cs="Times New Roman"/>
-          <w:szCs w:val="28"/>
-        </w:rPr>
-      </w:pPr>
-    </w:p>
-    <w:p>
-      <w:pPr>
-        <w:spacing w:after="0" w:line="360" w:lineRule="auto"/>
-        <w:jc w:val="center"/>
-        <w:rPr>
-          <w:rFonts w:cs="Times New Roman"/>
-          <w:szCs w:val="28"/>
-        </w:rPr>
-      </w:pPr>
-    </w:p>
-    <w:p>
-      <w:pPr>
-        <w:spacing w:after="0" w:line="360" w:lineRule="auto"/>
-        <w:jc w:val="center"/>
-        <w:rPr>
-          <w:rFonts w:cs="Times New Roman"/>
-          <w:szCs w:val="28"/>
-        </w:rPr>
-      </w:pPr>
-    </w:p>
-    <w:p>
-      <w:pPr>
-        <w:spacing w:after="0" w:line="360" w:lineRule="auto"/>
-        <w:jc w:val="center"/>
-        <w:rPr>
-          <w:rFonts w:cs="Times New Roman"/>
-          <w:szCs w:val="28"/>
-        </w:rPr>
-      </w:pPr>
-    </w:p>
-    <w:p>
-      <w:pPr>
-        <w:spacing w:after="0" w:line="360" w:lineRule="auto"/>
-        <w:jc w:val="center"/>
-        <w:rPr>
-          <w:rFonts w:cs="Times New Roman"/>
-          <w:szCs w:val="28"/>
-        </w:rPr>
-      </w:pPr>
-    </w:p>
-    <w:p>
-      <w:pPr>
-        <w:spacing w:after="0" w:line="360" w:lineRule="auto"/>
-        <w:jc w:val="center"/>
-        <w:rPr>
-          <w:rFonts w:cs="Times New Roman"/>
-          <w:szCs w:val="28"/>
-        </w:rPr>
-      </w:pPr>
       <w:r>
         <w:rPr>
           <w:rFonts w:cs="Times New Roman"/>
           <w:noProof/>
           <w:szCs w:val="28"/>
         </w:rPr>
+        <w:lastRenderedPageBreak/>
         <w:drawing>
-          <wp:inline distT="0" distB="0" distL="0" distR="0" wp14:anchorId="7380623C" wp14:editId="289983F9">
-            <wp:extent cx="6031220" cy="5555412"/>
-            <wp:effectExtent l="0" t="0" r="8255" b="7620"/>
-            <wp:docPr id="12" name="Рисунок 12"/>
+          <wp:inline distT="0" distB="0" distL="0" distR="0" wp14:anchorId="28EFF547" wp14:editId="24A28D10">
+            <wp:extent cx="6031195" cy="6487065"/>
+            <wp:effectExtent l="0" t="0" r="8255" b="0"/>
+            <wp:docPr id="11" name="Рисунок 11"/>
             <wp:cNvGraphicFramePr>
               <a:graphicFrameLocks xmlns:a="http://schemas.openxmlformats.org/drawingml/2006/main" noChangeAspect="1"/>
             </wp:cNvGraphicFramePr>
@@ -26535,7 +26325,7 @@
                   <pic:spPr>
                     <a:xfrm>
                       <a:off x="0" y="0"/>
-                      <a:ext cx="6039903" cy="5563410"/>
+                      <a:ext cx="6036709" cy="6492995"/>
                     </a:xfrm>
                     <a:prstGeom prst="rect">
                       <a:avLst/>
@@ -26562,7 +26352,7 @@
           <w:rFonts w:cs="Times New Roman"/>
           <w:szCs w:val="28"/>
         </w:rPr>
-        <w:t>Рисунок 5 – блок аналитики</w:t>
+        <w:t>Рисунок 4 – блок аналитики</w:t>
       </w:r>
     </w:p>
     <w:p>
@@ -26579,7 +26369,14 @@
           <w:rFonts w:cs="Times New Roman"/>
           <w:szCs w:val="28"/>
         </w:rPr>
-        <w:t xml:space="preserve"> статистика возникновения опасных ситуаций по выбранному блоку</w:t>
+        <w:t xml:space="preserve"> </w:t>
+      </w:r>
+      <w:r>
+        <w:rPr>
+          <w:rFonts w:cs="Times New Roman"/>
+          <w:szCs w:val="28"/>
+        </w:rPr>
+        <w:t>статистика возникновения опасных ситуаций по всем блокам</w:t>
       </w:r>
     </w:p>
     <w:p>
@@ -26681,6 +26478,16 @@
           <w:szCs w:val="28"/>
         </w:rPr>
       </w:pPr>
+    </w:p>
+    <w:p>
+      <w:pPr>
+        <w:spacing w:after="0" w:line="360" w:lineRule="auto"/>
+        <w:jc w:val="center"/>
+        <w:rPr>
+          <w:rFonts w:cs="Times New Roman"/>
+          <w:szCs w:val="28"/>
+        </w:rPr>
+      </w:pPr>
       <w:r>
         <w:rPr>
           <w:rFonts w:cs="Times New Roman"/>
@@ -26688,10 +26495,10 @@
           <w:szCs w:val="28"/>
         </w:rPr>
         <w:drawing>
-          <wp:inline distT="0" distB="0" distL="0" distR="0" wp14:anchorId="23DA9D5D" wp14:editId="1EA0DD08">
-            <wp:extent cx="6031230" cy="6822811"/>
-            <wp:effectExtent l="0" t="0" r="7620" b="0"/>
-            <wp:docPr id="13" name="Рисунок 13"/>
+          <wp:inline distT="0" distB="0" distL="0" distR="0" wp14:anchorId="7380623C" wp14:editId="289983F9">
+            <wp:extent cx="6031220" cy="5555412"/>
+            <wp:effectExtent l="0" t="0" r="8255" b="7620"/>
+            <wp:docPr id="12" name="Рисунок 12"/>
             <wp:cNvGraphicFramePr>
               <a:graphicFrameLocks xmlns:a="http://schemas.openxmlformats.org/drawingml/2006/main" noChangeAspect="1"/>
             </wp:cNvGraphicFramePr>
@@ -26711,7 +26518,7 @@
                   <pic:spPr>
                     <a:xfrm>
                       <a:off x="0" y="0"/>
-                      <a:ext cx="6037658" cy="6830082"/>
+                      <a:ext cx="6039903" cy="5563410"/>
                     </a:xfrm>
                     <a:prstGeom prst="rect">
                       <a:avLst/>
@@ -26733,6 +26540,13 @@
           <w:szCs w:val="28"/>
         </w:rPr>
       </w:pPr>
+      <w:r>
+        <w:rPr>
+          <w:rFonts w:cs="Times New Roman"/>
+          <w:szCs w:val="28"/>
+        </w:rPr>
+        <w:t>Рисунок 5 – блок аналитики</w:t>
+      </w:r>
     </w:p>
     <w:p>
       <w:pPr>
@@ -26748,7 +26562,7 @@
           <w:rFonts w:cs="Times New Roman"/>
           <w:szCs w:val="28"/>
         </w:rPr>
-        <w:t>Рисунок 6 – блок аналитики</w:t>
+        <w:t xml:space="preserve"> статистика возникновения опасных ситуаций по выбранному блоку</w:t>
       </w:r>
     </w:p>
     <w:p>
@@ -26760,13 +26574,6 @@
           <w:szCs w:val="28"/>
         </w:rPr>
       </w:pPr>
-      <w:r>
-        <w:rPr>
-          <w:rFonts w:cs="Times New Roman"/>
-          <w:szCs w:val="28"/>
-        </w:rPr>
-        <w:t>распределение потенциально опасных мест на карте</w:t>
-      </w:r>
     </w:p>
     <w:p>
       <w:pPr>
@@ -26817,6 +26624,46 @@
           <w:szCs w:val="28"/>
         </w:rPr>
       </w:pPr>
+    </w:p>
+    <w:p>
+      <w:pPr>
+        <w:spacing w:after="0" w:line="360" w:lineRule="auto"/>
+        <w:jc w:val="center"/>
+        <w:rPr>
+          <w:rFonts w:cs="Times New Roman"/>
+          <w:szCs w:val="28"/>
+        </w:rPr>
+      </w:pPr>
+    </w:p>
+    <w:p>
+      <w:pPr>
+        <w:spacing w:after="0" w:line="360" w:lineRule="auto"/>
+        <w:jc w:val="center"/>
+        <w:rPr>
+          <w:rFonts w:cs="Times New Roman"/>
+          <w:szCs w:val="28"/>
+        </w:rPr>
+      </w:pPr>
+    </w:p>
+    <w:p>
+      <w:pPr>
+        <w:spacing w:after="0" w:line="360" w:lineRule="auto"/>
+        <w:jc w:val="center"/>
+        <w:rPr>
+          <w:rFonts w:cs="Times New Roman"/>
+          <w:szCs w:val="28"/>
+        </w:rPr>
+      </w:pPr>
+    </w:p>
+    <w:p>
+      <w:pPr>
+        <w:spacing w:after="0" w:line="360" w:lineRule="auto"/>
+        <w:jc w:val="center"/>
+        <w:rPr>
+          <w:rFonts w:cs="Times New Roman"/>
+          <w:szCs w:val="28"/>
+        </w:rPr>
+      </w:pPr>
       <w:r>
         <w:rPr>
           <w:rFonts w:cs="Times New Roman"/>
@@ -26824,10 +26671,10 @@
           <w:szCs w:val="28"/>
         </w:rPr>
         <w:drawing>
-          <wp:inline distT="0" distB="0" distL="0" distR="0" wp14:anchorId="6F040275" wp14:editId="07C97BAA">
-            <wp:extent cx="6031230" cy="7045325"/>
-            <wp:effectExtent l="0" t="0" r="7620" b="3175"/>
-            <wp:docPr id="14" name="Рисунок 14"/>
+          <wp:inline distT="0" distB="0" distL="0" distR="0" wp14:anchorId="23DA9D5D" wp14:editId="1EA0DD08">
+            <wp:extent cx="6031230" cy="6822811"/>
+            <wp:effectExtent l="0" t="0" r="7620" b="0"/>
+            <wp:docPr id="13" name="Рисунок 13"/>
             <wp:cNvGraphicFramePr>
               <a:graphicFrameLocks xmlns:a="http://schemas.openxmlformats.org/drawingml/2006/main" noChangeAspect="1"/>
             </wp:cNvGraphicFramePr>
@@ -26847,6 +26694,142 @@
                   <pic:spPr>
                     <a:xfrm>
                       <a:off x="0" y="0"/>
+                      <a:ext cx="6037658" cy="6830082"/>
+                    </a:xfrm>
+                    <a:prstGeom prst="rect">
+                      <a:avLst/>
+                    </a:prstGeom>
+                  </pic:spPr>
+                </pic:pic>
+              </a:graphicData>
+            </a:graphic>
+          </wp:inline>
+        </w:drawing>
+      </w:r>
+    </w:p>
+    <w:p>
+      <w:pPr>
+        <w:spacing w:after="0" w:line="360" w:lineRule="auto"/>
+        <w:jc w:val="center"/>
+        <w:rPr>
+          <w:rFonts w:cs="Times New Roman"/>
+          <w:szCs w:val="28"/>
+        </w:rPr>
+      </w:pPr>
+    </w:p>
+    <w:p>
+      <w:pPr>
+        <w:spacing w:after="0" w:line="360" w:lineRule="auto"/>
+        <w:jc w:val="center"/>
+        <w:rPr>
+          <w:rFonts w:cs="Times New Roman"/>
+          <w:szCs w:val="28"/>
+        </w:rPr>
+      </w:pPr>
+      <w:r>
+        <w:rPr>
+          <w:rFonts w:cs="Times New Roman"/>
+          <w:szCs w:val="28"/>
+        </w:rPr>
+        <w:t>Рисунок 6 – блок аналитики</w:t>
+      </w:r>
+    </w:p>
+    <w:p>
+      <w:pPr>
+        <w:spacing w:after="0" w:line="360" w:lineRule="auto"/>
+        <w:jc w:val="center"/>
+        <w:rPr>
+          <w:rFonts w:cs="Times New Roman"/>
+          <w:szCs w:val="28"/>
+        </w:rPr>
+      </w:pPr>
+      <w:r>
+        <w:rPr>
+          <w:rFonts w:cs="Times New Roman"/>
+          <w:szCs w:val="28"/>
+        </w:rPr>
+        <w:t>распределение потенциально опасных мест на карте</w:t>
+      </w:r>
+    </w:p>
+    <w:p>
+      <w:pPr>
+        <w:spacing w:after="0" w:line="360" w:lineRule="auto"/>
+        <w:jc w:val="center"/>
+        <w:rPr>
+          <w:rFonts w:cs="Times New Roman"/>
+          <w:szCs w:val="28"/>
+        </w:rPr>
+      </w:pPr>
+    </w:p>
+    <w:p>
+      <w:pPr>
+        <w:spacing w:after="0" w:line="360" w:lineRule="auto"/>
+        <w:jc w:val="center"/>
+        <w:rPr>
+          <w:rFonts w:cs="Times New Roman"/>
+          <w:szCs w:val="28"/>
+        </w:rPr>
+      </w:pPr>
+    </w:p>
+    <w:p>
+      <w:pPr>
+        <w:spacing w:after="0" w:line="360" w:lineRule="auto"/>
+        <w:jc w:val="center"/>
+        <w:rPr>
+          <w:rFonts w:cs="Times New Roman"/>
+          <w:szCs w:val="28"/>
+        </w:rPr>
+      </w:pPr>
+    </w:p>
+    <w:p>
+      <w:pPr>
+        <w:spacing w:after="0" w:line="360" w:lineRule="auto"/>
+        <w:jc w:val="center"/>
+        <w:rPr>
+          <w:rFonts w:cs="Times New Roman"/>
+          <w:szCs w:val="28"/>
+        </w:rPr>
+      </w:pPr>
+    </w:p>
+    <w:p>
+      <w:pPr>
+        <w:spacing w:after="0" w:line="360" w:lineRule="auto"/>
+        <w:jc w:val="center"/>
+        <w:rPr>
+          <w:rFonts w:cs="Times New Roman"/>
+          <w:szCs w:val="28"/>
+        </w:rPr>
+      </w:pPr>
+      <w:r>
+        <w:rPr>
+          <w:rFonts w:cs="Times New Roman"/>
+          <w:noProof/>
+          <w:szCs w:val="28"/>
+        </w:rPr>
+        <w:drawing>
+          <wp:inline distT="0" distB="0" distL="0" distR="0" wp14:anchorId="6F040275" wp14:editId="07C97BAA">
+            <wp:extent cx="6031230" cy="7045325"/>
+            <wp:effectExtent l="0" t="0" r="7620" b="3175"/>
+            <wp:docPr id="14" name="Рисунок 14"/>
+            <wp:cNvGraphicFramePr>
+              <a:graphicFrameLocks xmlns:a="http://schemas.openxmlformats.org/drawingml/2006/main" noChangeAspect="1"/>
+            </wp:cNvGraphicFramePr>
+            <a:graphic xmlns:a="http://schemas.openxmlformats.org/drawingml/2006/main">
+              <a:graphicData uri="http://schemas.openxmlformats.org/drawingml/2006/picture">
+                <pic:pic xmlns:pic="http://schemas.openxmlformats.org/drawingml/2006/picture">
+                  <pic:nvPicPr>
+                    <pic:cNvPr id="1" name=""/>
+                    <pic:cNvPicPr/>
+                  </pic:nvPicPr>
+                  <pic:blipFill>
+                    <a:blip r:embed="rId24"/>
+                    <a:stretch>
+                      <a:fillRect/>
+                    </a:stretch>
+                  </pic:blipFill>
+                  <pic:spPr>
+                    <a:xfrm>
+                      <a:off x="0" y="0"/>
                       <a:ext cx="6031230" cy="7045325"/>
                     </a:xfrm>
                     <a:prstGeom prst="rect">
@@ -26937,7 +26920,7 @@
 </file>
 
 <file path=word/numbering.xml><?xml version="1.0" encoding="utf-8"?>
-<w:numbering xmlns:wpc="http://schemas.microsoft.com/office/word/2010/wordprocessingCanvas" xmlns:cx="http://schemas.microsoft.com/office/drawing/2014/chartex" xmlns:cx1="http://schemas.microsoft.com/office/drawing/2015/9/8/chartex" xmlns:cx2="http://schemas.microsoft.com/office/drawing/2015/10/21/chartex" xmlns:cx3="http://schemas.microsoft.com/office/drawing/2016/5/9/chartex" xmlns:cx4="http://schemas.microsoft.com/office/drawing/2016/5/10/chartex" xmlns:cx5="http://schemas.microsoft.com/office/drawing/2016/5/11/chartex" xmlns:cx6="http://schemas.microsoft.com/office/drawing/2016/5/12/chartex" xmlns:cx7="http://schemas.microsoft.com/office/drawing/2016/5/13/chartex" xmlns:cx8="http://schemas.microsoft.com/office/drawing/2016/5/14/chartex" xmlns:mc="http://schemas.openxmlformats.org/markup-compatibility/2006" xmlns:aink="http://schemas.microsoft.com/office/drawing/2016/ink" xmlns:am3d="http://schemas.microsoft.com/office/drawing/2017/model3d" xmlns:o="urn:schemas-microsoft-com:office:office" xmlns:oel="http://schemas.microsoft.com/office/2019/extlst" xmlns:r="http://schemas.openxmlformats.org/officeDocument/2006/relationships" xmlns:m="http://schemas.openxmlformats.org/officeDocument/2006/math" xmlns:v="urn:schemas-microsoft-com:vml" xmlns:wp14="http://schemas.microsoft.com/office/word/2010/wordprocessingDrawing" xmlns:wp="http://schemas.openxmlformats.org/drawingml/2006/wordprocessingDrawing" xmlns:w10="urn:schemas-microsoft-com:office:word" xmlns:w="http://schemas.openxmlformats.org/wordprocessingml/2006/main" xmlns:w14="http://schemas.microsoft.com/office/word/2010/wordml" xmlns:w15="http://schemas.microsoft.com/office/word/2012/wordml" xmlns:w16cex="http://schemas.microsoft.com/office/word/2018/wordml/cex" xmlns:w16cid="http://schemas.microsoft.com/office/word/2016/wordml/cid" xmlns:w16="http://schemas.microsoft.com/office/word/2018/wordml" xmlns:w16sdtdh="http://schemas.microsoft.com/office/word/2020/wordml/sdtdatahash" xmlns:w16se="http://schemas.microsoft.com/office/word/2015/wordml/symex" xmlns:wpg="http://schemas.microsoft.com/office/word/2010/wordprocessingGroup" xmlns:wpi="http://schemas.microsoft.com/office/word/2010/wordprocessingInk" xmlns:wne="http://schemas.microsoft.com/office/word/2006/wordml" xmlns:wps="http://schemas.microsoft.com/office/word/2010/wordprocessingShape" mc:Ignorable="w14 w15 w16se w16cid w16 w16cex w16sdtdh wp14">
+<w:numbering xmlns:wpc="http://schemas.microsoft.com/office/word/2010/wordprocessingCanvas" xmlns:cx="http://schemas.microsoft.com/office/drawing/2014/chartex" xmlns:cx1="http://schemas.microsoft.com/office/drawing/2015/9/8/chartex" xmlns:cx2="http://schemas.microsoft.com/office/drawing/2015/10/21/chartex" xmlns:cx3="http://schemas.microsoft.com/office/drawing/2016/5/9/chartex" xmlns:cx4="http://schemas.microsoft.com/office/drawing/2016/5/10/chartex" xmlns:cx5="http://schemas.microsoft.com/office/drawing/2016/5/11/chartex" xmlns:cx6="http://schemas.microsoft.com/office/drawing/2016/5/12/chartex" xmlns:cx7="http://schemas.microsoft.com/office/drawing/2016/5/13/chartex" xmlns:cx8="http://schemas.microsoft.com/office/drawing/2016/5/14/chartex" xmlns:mc="http://schemas.openxmlformats.org/markup-compatibility/2006" xmlns:aink="http://schemas.microsoft.com/office/drawing/2016/ink" xmlns:am3d="http://schemas.microsoft.com/office/drawing/2017/model3d" xmlns:o="urn:schemas-microsoft-com:office:office" xmlns:oel="http://schemas.microsoft.com/office/2019/extlst" xmlns:r="http://schemas.openxmlformats.org/officeDocument/2006/relationships" xmlns:m="http://schemas.openxmlformats.org/officeDocument/2006/math" xmlns:v="urn:schemas-microsoft-com:vml" xmlns:wp14="http://schemas.microsoft.com/office/word/2010/wordprocessingDrawing" xmlns:wp="http://schemas.openxmlformats.org/drawingml/2006/wordprocessingDrawing" xmlns:w10="urn:schemas-microsoft-com:office:word" xmlns:w="http://schemas.openxmlformats.org/wordprocessingml/2006/main" xmlns:w14="http://schemas.microsoft.com/office/word/2010/wordml" xmlns:w15="http://schemas.microsoft.com/office/word/2012/wordml" xmlns:w16cex="http://schemas.microsoft.com/office/word/2018/wordml/cex" xmlns:w16cid="http://schemas.microsoft.com/office/word/2016/wordml/cid" xmlns:w16="http://schemas.microsoft.com/office/word/2018/wordml" xmlns:w16du="http://schemas.microsoft.com/office/word/2023/wordml/word16du" xmlns:w16sdtdh="http://schemas.microsoft.com/office/word/2020/wordml/sdtdatahash" xmlns:w16se="http://schemas.microsoft.com/office/word/2015/wordml/symex" xmlns:wpg="http://schemas.microsoft.com/office/word/2010/wordprocessingGroup" xmlns:wpi="http://schemas.microsoft.com/office/word/2010/wordprocessingInk" xmlns:wne="http://schemas.microsoft.com/office/word/2006/wordml" xmlns:wps="http://schemas.microsoft.com/office/word/2010/wordprocessingShape" mc:Ignorable="w14 w15 w16se w16cid w16 w16cex w16sdtdh w16du wp14">
   <w:abstractNum w:abstractNumId="0" w15:restartNumberingAfterBreak="0">
     <w:nsid w:val="16BB2960"/>
     <w:multiLevelType w:val="multilevel"/>
@@ -29610,7 +29593,7 @@
 </file>
 
 <file path=word/styles.xml><?xml version="1.0" encoding="utf-8"?>
-<w:styles xmlns:mc="http://schemas.openxmlformats.org/markup-compatibility/2006" xmlns:r="http://schemas.openxmlformats.org/officeDocument/2006/relationships" xmlns:w="http://schemas.openxmlformats.org/wordprocessingml/2006/main" xmlns:w14="http://schemas.microsoft.com/office/word/2010/wordml" xmlns:w15="http://schemas.microsoft.com/office/word/2012/wordml" xmlns:w16cex="http://schemas.microsoft.com/office/word/2018/wordml/cex" xmlns:w16cid="http://schemas.microsoft.com/office/word/2016/wordml/cid" xmlns:w16="http://schemas.microsoft.com/office/word/2018/wordml" xmlns:w16sdtdh="http://schemas.microsoft.com/office/word/2020/wordml/sdtdatahash" xmlns:w16se="http://schemas.microsoft.com/office/word/2015/wordml/symex" mc:Ignorable="w14 w15 w16se w16cid w16 w16cex w16sdtdh">
+<w:styles xmlns:mc="http://schemas.openxmlformats.org/markup-compatibility/2006" xmlns:r="http://schemas.openxmlformats.org/officeDocument/2006/relationships" xmlns:w="http://schemas.openxmlformats.org/wordprocessingml/2006/main" xmlns:w14="http://schemas.microsoft.com/office/word/2010/wordml" xmlns:w15="http://schemas.microsoft.com/office/word/2012/wordml" xmlns:w16cex="http://schemas.microsoft.com/office/word/2018/wordml/cex" xmlns:w16cid="http://schemas.microsoft.com/office/word/2016/wordml/cid" xmlns:w16="http://schemas.microsoft.com/office/word/2018/wordml" xmlns:w16du="http://schemas.microsoft.com/office/word/2023/wordml/word16du" xmlns:w16sdtdh="http://schemas.microsoft.com/office/word/2020/wordml/sdtdatahash" xmlns:w16se="http://schemas.microsoft.com/office/word/2015/wordml/symex" mc:Ignorable="w14 w15 w16se w16cid w16 w16cex w16sdtdh w16du">
   <w:docDefaults>
     <w:rPrDefault>
       <w:rPr>

--- a/!_Graduate_Work/FinalProject/Diplom.docx
+++ b/!_Graduate_Work/FinalProject/Diplom.docx
@@ -191,7 +191,6 @@
       <w:r>
         <w:rPr>
           <w:szCs w:val="28"/>
-          <w:lang w:val="en-US"/>
         </w:rPr>
         <w:t>4</w:t>
       </w:r>
@@ -973,13 +972,6 @@
           <w:szCs w:val="28"/>
         </w:rPr>
         <w:t xml:space="preserve"> пешеход)</w:t>
-      </w:r>
-      <w:r>
-        <w:rPr>
-          <w:rFonts w:cs="Times New Roman"/>
-          <w:szCs w:val="28"/>
-        </w:rPr>
-        <w:t>.</w:t>
       </w:r>
     </w:p>
     <w:p>
@@ -6613,20 +6605,42 @@
         </w:rPr>
         <w:t>metadata database engine (MySQL, </w:t>
       </w:r>
-      <w:hyperlink r:id="rId10" w:history="1">
-        <w:r>
-          <w:rPr>
-            <w:rFonts w:eastAsia="Times New Roman" w:cs="Times New Roman"/>
-            <w:color w:val="0094CD"/>
-            <w:kern w:val="0"/>
-            <w:szCs w:val="28"/>
-            <w:u w:val="single"/>
-            <w:lang w:val="en-US" w:eastAsia="ru-RU"/>
-            <w14:ligatures w14:val="none"/>
-          </w:rPr>
-          <w:t>Postgres</w:t>
-        </w:r>
-      </w:hyperlink>
+      <w:r>
+        <w:fldChar w:fldCharType="begin"/>
+      </w:r>
+      <w:r>
+        <w:rPr>
+          <w:lang w:val="en-US"/>
+        </w:rPr>
+        <w:instrText>HYPERLINK "https://dbi.ru/uslugi-podderzhki-subd-postgresql/"</w:instrText>
+      </w:r>
+      <w:r>
+        <w:fldChar w:fldCharType="separate"/>
+      </w:r>
+      <w:r>
+        <w:rPr>
+          <w:rFonts w:eastAsia="Times New Roman" w:cs="Times New Roman"/>
+          <w:color w:val="0094CD"/>
+          <w:kern w:val="0"/>
+          <w:szCs w:val="28"/>
+          <w:u w:val="single"/>
+          <w:lang w:val="en-US" w:eastAsia="ru-RU"/>
+          <w14:ligatures w14:val="none"/>
+        </w:rPr>
+        <w:t>Postgres</w:t>
+      </w:r>
+      <w:r>
+        <w:rPr>
+          <w:rFonts w:eastAsia="Times New Roman" w:cs="Times New Roman"/>
+          <w:color w:val="0094CD"/>
+          <w:kern w:val="0"/>
+          <w:szCs w:val="28"/>
+          <w:u w:val="single"/>
+          <w:lang w:val="en-US" w:eastAsia="ru-RU"/>
+          <w14:ligatures w14:val="none"/>
+        </w:rPr>
+        <w:fldChar w:fldCharType="end"/>
+      </w:r>
       <w:r>
         <w:rPr>
           <w:rFonts w:eastAsia="Times New Roman" w:cs="Times New Roman"/>
@@ -7856,7 +7870,7 @@
         </w:rPr>
         <w:t xml:space="preserve"> — это </w:t>
       </w:r>
-      <w:hyperlink r:id="rId11" w:tgtFrame="_blank" w:history="1">
+      <w:hyperlink r:id="rId10" w:tgtFrame="_blank" w:history="1">
         <w:r>
           <w:rPr>
             <w:rStyle w:val="a4"/>
@@ -7873,7 +7887,7 @@
         </w:rPr>
         <w:t> для языка программирования </w:t>
       </w:r>
-      <w:hyperlink r:id="rId12" w:tgtFrame="_blank" w:history="1">
+      <w:hyperlink r:id="rId11" w:tgtFrame="_blank" w:history="1">
         <w:r>
           <w:rPr>
             <w:rStyle w:val="a4"/>
@@ -8928,31 +8942,7 @@
           <w:lang w:eastAsia="ru-RU"/>
           <w14:ligatures w14:val="none"/>
         </w:rPr>
-        <w:t xml:space="preserve">широкий набор встроенных элементов управления (слайдеры, выпадающие списки, </w:t>
-      </w:r>
-      <w:proofErr w:type="spellStart"/>
-      <w:r>
-        <w:rPr>
-          <w:rFonts w:eastAsia="Times New Roman" w:cs="Times New Roman"/>
-          <w:color w:val="333333"/>
-          <w:kern w:val="0"/>
-          <w:szCs w:val="28"/>
-          <w:lang w:eastAsia="ru-RU"/>
-          <w14:ligatures w14:val="none"/>
-        </w:rPr>
-        <w:t>чекбоксы</w:t>
-      </w:r>
-      <w:proofErr w:type="spellEnd"/>
-      <w:r>
-        <w:rPr>
-          <w:rFonts w:eastAsia="Times New Roman" w:cs="Times New Roman"/>
-          <w:color w:val="333333"/>
-          <w:kern w:val="0"/>
-          <w:szCs w:val="28"/>
-          <w:lang w:eastAsia="ru-RU"/>
-          <w14:ligatures w14:val="none"/>
-        </w:rPr>
-        <w:t>, кнопки)</w:t>
+        <w:t>широкий набор встроенных элементов управления (слайдеры, выпадающие списки, чекбоксы, кнопки)</w:t>
       </w:r>
       <w:r>
         <w:rPr>
@@ -10008,7 +9998,7 @@
         </w:rPr>
         <w:t xml:space="preserve"> и обеспечивают беспрецедентное горизонтальное масштабирование, недостижимое при использовании других типов баз данных. Например, </w:t>
       </w:r>
-      <w:hyperlink r:id="rId13" w:tgtFrame="_blank" w:history="1">
+      <w:hyperlink r:id="rId12" w:tgtFrame="_blank" w:history="1">
         <w:r>
           <w:rPr>
             <w:rStyle w:val="a4"/>
@@ -11001,7 +10991,7 @@
         </w:rPr>
         <w:t xml:space="preserve"> базы данных применяются для моделирования социальных графов (социальных сетей)</w:t>
       </w:r>
-      <w:hyperlink r:id="rId14" w:anchor="cite_note-3" w:history="1">
+      <w:hyperlink r:id="rId13" w:anchor="cite_note-3" w:history="1">
         <w:r>
           <w:rPr>
             <w:rStyle w:val="a4"/>
@@ -23312,7 +23302,7 @@
         </w:rPr>
         <w:t xml:space="preserve"> Развернутая на сервере версия приложения доступна по адресу </w:t>
       </w:r>
-      <w:hyperlink r:id="rId15" w:history="1">
+      <w:hyperlink r:id="rId14" w:history="1">
         <w:r>
           <w:rPr>
             <w:rStyle w:val="a4"/>
@@ -23781,7 +23771,7 @@
         </w:rPr>
         <w:t xml:space="preserve">- </w:t>
       </w:r>
-      <w:hyperlink r:id="rId16" w:history="1">
+      <w:hyperlink r:id="rId15" w:history="1">
         <w:r>
           <w:rPr>
             <w:rStyle w:val="a4"/>
@@ -23911,7 +23901,7 @@
         </w:rPr>
         <w:t xml:space="preserve">- </w:t>
       </w:r>
-      <w:hyperlink r:id="rId17" w:history="1">
+      <w:hyperlink r:id="rId16" w:history="1">
         <w:r>
           <w:rPr>
             <w:rStyle w:val="a4"/>
@@ -25878,6 +25868,195 @@
             <wp:extent cx="6031230" cy="4891177"/>
             <wp:effectExtent l="0" t="0" r="7620" b="5080"/>
             <wp:docPr id="7" name="Рисунок 7"/>
+            <wp:cNvGraphicFramePr>
+              <a:graphicFrameLocks xmlns:a="http://schemas.openxmlformats.org/drawingml/2006/main" noChangeAspect="1"/>
+            </wp:cNvGraphicFramePr>
+            <a:graphic xmlns:a="http://schemas.openxmlformats.org/drawingml/2006/main">
+              <a:graphicData uri="http://schemas.openxmlformats.org/drawingml/2006/picture">
+                <pic:pic xmlns:pic="http://schemas.openxmlformats.org/drawingml/2006/picture">
+                  <pic:nvPicPr>
+                    <pic:cNvPr id="1" name=""/>
+                    <pic:cNvPicPr/>
+                  </pic:nvPicPr>
+                  <pic:blipFill>
+                    <a:blip r:embed="rId17"/>
+                    <a:stretch>
+                      <a:fillRect/>
+                    </a:stretch>
+                  </pic:blipFill>
+                  <pic:spPr>
+                    <a:xfrm>
+                      <a:off x="0" y="0"/>
+                      <a:ext cx="6031230" cy="4891177"/>
+                    </a:xfrm>
+                    <a:prstGeom prst="rect">
+                      <a:avLst/>
+                    </a:prstGeom>
+                  </pic:spPr>
+                </pic:pic>
+              </a:graphicData>
+            </a:graphic>
+          </wp:inline>
+        </w:drawing>
+      </w:r>
+    </w:p>
+    <w:p>
+      <w:pPr>
+        <w:spacing w:after="0" w:line="360" w:lineRule="auto"/>
+        <w:jc w:val="center"/>
+        <w:rPr>
+          <w:rFonts w:cs="Times New Roman"/>
+          <w:szCs w:val="28"/>
+        </w:rPr>
+      </w:pPr>
+    </w:p>
+    <w:p>
+      <w:pPr>
+        <w:spacing w:after="0" w:line="360" w:lineRule="auto"/>
+        <w:jc w:val="center"/>
+        <w:rPr>
+          <w:rFonts w:cs="Times New Roman"/>
+          <w:szCs w:val="28"/>
+        </w:rPr>
+      </w:pPr>
+      <w:r>
+        <w:rPr>
+          <w:rFonts w:cs="Times New Roman"/>
+          <w:szCs w:val="28"/>
+        </w:rPr>
+        <w:t>Рисунок 1 – вкладка с описанием приложения</w:t>
+      </w:r>
+    </w:p>
+    <w:p>
+      <w:pPr>
+        <w:spacing w:after="0" w:line="360" w:lineRule="auto"/>
+        <w:jc w:val="center"/>
+        <w:rPr>
+          <w:rFonts w:cs="Times New Roman"/>
+          <w:szCs w:val="28"/>
+        </w:rPr>
+      </w:pPr>
+    </w:p>
+    <w:p>
+      <w:pPr>
+        <w:spacing w:after="0" w:line="360" w:lineRule="auto"/>
+        <w:jc w:val="center"/>
+        <w:rPr>
+          <w:rFonts w:cs="Times New Roman"/>
+          <w:szCs w:val="28"/>
+        </w:rPr>
+      </w:pPr>
+    </w:p>
+    <w:p>
+      <w:pPr>
+        <w:spacing w:after="0" w:line="360" w:lineRule="auto"/>
+        <w:jc w:val="center"/>
+        <w:rPr>
+          <w:rFonts w:cs="Times New Roman"/>
+          <w:szCs w:val="28"/>
+        </w:rPr>
+      </w:pPr>
+    </w:p>
+    <w:p>
+      <w:pPr>
+        <w:spacing w:after="0" w:line="360" w:lineRule="auto"/>
+        <w:jc w:val="center"/>
+        <w:rPr>
+          <w:rFonts w:cs="Times New Roman"/>
+          <w:szCs w:val="28"/>
+        </w:rPr>
+      </w:pPr>
+    </w:p>
+    <w:p>
+      <w:pPr>
+        <w:spacing w:after="0" w:line="360" w:lineRule="auto"/>
+        <w:jc w:val="center"/>
+        <w:rPr>
+          <w:rFonts w:cs="Times New Roman"/>
+          <w:szCs w:val="28"/>
+        </w:rPr>
+      </w:pPr>
+    </w:p>
+    <w:p>
+      <w:pPr>
+        <w:spacing w:after="0" w:line="360" w:lineRule="auto"/>
+        <w:jc w:val="center"/>
+        <w:rPr>
+          <w:rFonts w:cs="Times New Roman"/>
+          <w:szCs w:val="28"/>
+        </w:rPr>
+      </w:pPr>
+    </w:p>
+    <w:p>
+      <w:pPr>
+        <w:spacing w:after="0" w:line="360" w:lineRule="auto"/>
+        <w:jc w:val="center"/>
+        <w:rPr>
+          <w:rFonts w:cs="Times New Roman"/>
+          <w:szCs w:val="28"/>
+        </w:rPr>
+      </w:pPr>
+    </w:p>
+    <w:p>
+      <w:pPr>
+        <w:spacing w:after="0" w:line="360" w:lineRule="auto"/>
+        <w:jc w:val="center"/>
+        <w:rPr>
+          <w:rFonts w:cs="Times New Roman"/>
+          <w:szCs w:val="28"/>
+        </w:rPr>
+      </w:pPr>
+    </w:p>
+    <w:p>
+      <w:pPr>
+        <w:spacing w:after="0" w:line="360" w:lineRule="auto"/>
+        <w:jc w:val="center"/>
+        <w:rPr>
+          <w:rFonts w:cs="Times New Roman"/>
+          <w:szCs w:val="28"/>
+        </w:rPr>
+      </w:pPr>
+    </w:p>
+    <w:p>
+      <w:pPr>
+        <w:spacing w:after="0" w:line="360" w:lineRule="auto"/>
+        <w:jc w:val="center"/>
+        <w:rPr>
+          <w:rFonts w:cs="Times New Roman"/>
+          <w:szCs w:val="28"/>
+        </w:rPr>
+      </w:pPr>
+    </w:p>
+    <w:p>
+      <w:pPr>
+        <w:spacing w:after="0" w:line="360" w:lineRule="auto"/>
+        <w:jc w:val="center"/>
+        <w:rPr>
+          <w:rFonts w:cs="Times New Roman"/>
+          <w:szCs w:val="28"/>
+        </w:rPr>
+      </w:pPr>
+    </w:p>
+    <w:p>
+      <w:pPr>
+        <w:spacing w:after="0" w:line="360" w:lineRule="auto"/>
+        <w:jc w:val="center"/>
+        <w:rPr>
+          <w:rFonts w:cs="Times New Roman"/>
+          <w:szCs w:val="28"/>
+        </w:rPr>
+      </w:pPr>
+      <w:r>
+        <w:rPr>
+          <w:rFonts w:cs="Times New Roman"/>
+          <w:noProof/>
+          <w:szCs w:val="28"/>
+        </w:rPr>
+        <w:drawing>
+          <wp:inline distT="0" distB="0" distL="0" distR="0" wp14:anchorId="3286FA71" wp14:editId="3F738393">
+            <wp:extent cx="6031218" cy="7228936"/>
+            <wp:effectExtent l="0" t="0" r="8255" b="0"/>
+            <wp:docPr id="9" name="Рисунок 9"/>
             <wp:cNvGraphicFramePr>
               <a:graphicFrameLocks xmlns:a="http://schemas.openxmlformats.org/drawingml/2006/main" noChangeAspect="1"/>
             </wp:cNvGraphicFramePr>
@@ -25897,7 +26076,7 @@
                   <pic:spPr>
                     <a:xfrm>
                       <a:off x="0" y="0"/>
-                      <a:ext cx="6031230" cy="4891177"/>
+                      <a:ext cx="6041432" cy="7241178"/>
                     </a:xfrm>
                     <a:prstGeom prst="rect">
                       <a:avLst/>
@@ -25919,6 +26098,13 @@
           <w:szCs w:val="28"/>
         </w:rPr>
       </w:pPr>
+      <w:r>
+        <w:rPr>
+          <w:rFonts w:cs="Times New Roman"/>
+          <w:szCs w:val="28"/>
+        </w:rPr>
+        <w:t>Рисунок 2 – блок моделирования, регулировка скорости</w:t>
+      </w:r>
     </w:p>
     <w:p>
       <w:pPr>
@@ -25929,13 +26115,6 @@
           <w:szCs w:val="28"/>
         </w:rPr>
       </w:pPr>
-      <w:r>
-        <w:rPr>
-          <w:rFonts w:cs="Times New Roman"/>
-          <w:szCs w:val="28"/>
-        </w:rPr>
-        <w:t>Рисунок 1 – вкладка с описанием приложения</w:t>
-      </w:r>
     </w:p>
     <w:p>
       <w:pPr>
@@ -25996,66 +26175,6 @@
           <w:szCs w:val="28"/>
         </w:rPr>
       </w:pPr>
-    </w:p>
-    <w:p>
-      <w:pPr>
-        <w:spacing w:after="0" w:line="360" w:lineRule="auto"/>
-        <w:jc w:val="center"/>
-        <w:rPr>
-          <w:rFonts w:cs="Times New Roman"/>
-          <w:szCs w:val="28"/>
-        </w:rPr>
-      </w:pPr>
-    </w:p>
-    <w:p>
-      <w:pPr>
-        <w:spacing w:after="0" w:line="360" w:lineRule="auto"/>
-        <w:jc w:val="center"/>
-        <w:rPr>
-          <w:rFonts w:cs="Times New Roman"/>
-          <w:szCs w:val="28"/>
-        </w:rPr>
-      </w:pPr>
-    </w:p>
-    <w:p>
-      <w:pPr>
-        <w:spacing w:after="0" w:line="360" w:lineRule="auto"/>
-        <w:jc w:val="center"/>
-        <w:rPr>
-          <w:rFonts w:cs="Times New Roman"/>
-          <w:szCs w:val="28"/>
-        </w:rPr>
-      </w:pPr>
-    </w:p>
-    <w:p>
-      <w:pPr>
-        <w:spacing w:after="0" w:line="360" w:lineRule="auto"/>
-        <w:jc w:val="center"/>
-        <w:rPr>
-          <w:rFonts w:cs="Times New Roman"/>
-          <w:szCs w:val="28"/>
-        </w:rPr>
-      </w:pPr>
-    </w:p>
-    <w:p>
-      <w:pPr>
-        <w:spacing w:after="0" w:line="360" w:lineRule="auto"/>
-        <w:jc w:val="center"/>
-        <w:rPr>
-          <w:rFonts w:cs="Times New Roman"/>
-          <w:szCs w:val="28"/>
-        </w:rPr>
-      </w:pPr>
-    </w:p>
-    <w:p>
-      <w:pPr>
-        <w:spacing w:after="0" w:line="360" w:lineRule="auto"/>
-        <w:jc w:val="center"/>
-        <w:rPr>
-          <w:rFonts w:cs="Times New Roman"/>
-          <w:szCs w:val="28"/>
-        </w:rPr>
-      </w:pPr>
       <w:r>
         <w:rPr>
           <w:rFonts w:cs="Times New Roman"/>
@@ -26063,10 +26182,10 @@
           <w:szCs w:val="28"/>
         </w:rPr>
         <w:drawing>
-          <wp:inline distT="0" distB="0" distL="0" distR="0" wp14:anchorId="3286FA71" wp14:editId="3F738393">
-            <wp:extent cx="6031218" cy="7228936"/>
-            <wp:effectExtent l="0" t="0" r="8255" b="0"/>
-            <wp:docPr id="9" name="Рисунок 9"/>
+          <wp:inline distT="0" distB="0" distL="0" distR="0" wp14:anchorId="3A73241A" wp14:editId="1B0046E1">
+            <wp:extent cx="6031230" cy="6323163"/>
+            <wp:effectExtent l="0" t="0" r="7620" b="1905"/>
+            <wp:docPr id="10" name="Рисунок 10"/>
             <wp:cNvGraphicFramePr>
               <a:graphicFrameLocks xmlns:a="http://schemas.openxmlformats.org/drawingml/2006/main" noChangeAspect="1"/>
             </wp:cNvGraphicFramePr>
@@ -26086,7 +26205,7 @@
                   <pic:spPr>
                     <a:xfrm>
                       <a:off x="0" y="0"/>
-                      <a:ext cx="6041432" cy="7241178"/>
+                      <a:ext cx="6035586" cy="6327729"/>
                     </a:xfrm>
                     <a:prstGeom prst="rect">
                       <a:avLst/>
@@ -26113,7 +26232,7 @@
           <w:rFonts w:cs="Times New Roman"/>
           <w:szCs w:val="28"/>
         </w:rPr>
-        <w:t>Рисунок 2 – блок моделирования, регулировка скорости</w:t>
+        <w:t>Рисунок 3 – блок моделирования, регулировка зоны обнаружения</w:t>
       </w:r>
     </w:p>
     <w:p>
@@ -26165,37 +26284,18 @@
           <w:szCs w:val="28"/>
         </w:rPr>
       </w:pPr>
-    </w:p>
-    <w:p>
-      <w:pPr>
-        <w:spacing w:after="0" w:line="360" w:lineRule="auto"/>
-        <w:jc w:val="center"/>
-        <w:rPr>
-          <w:rFonts w:cs="Times New Roman"/>
-          <w:szCs w:val="28"/>
-        </w:rPr>
-      </w:pPr>
-    </w:p>
-    <w:p>
-      <w:pPr>
-        <w:spacing w:after="0" w:line="360" w:lineRule="auto"/>
-        <w:jc w:val="center"/>
-        <w:rPr>
-          <w:rFonts w:cs="Times New Roman"/>
-          <w:szCs w:val="28"/>
-        </w:rPr>
-      </w:pPr>
       <w:r>
         <w:rPr>
           <w:rFonts w:cs="Times New Roman"/>
           <w:noProof/>
           <w:szCs w:val="28"/>
         </w:rPr>
+        <w:lastRenderedPageBreak/>
         <w:drawing>
-          <wp:inline distT="0" distB="0" distL="0" distR="0" wp14:anchorId="3A73241A" wp14:editId="1B0046E1">
-            <wp:extent cx="6031230" cy="6323163"/>
-            <wp:effectExtent l="0" t="0" r="7620" b="1905"/>
-            <wp:docPr id="10" name="Рисунок 10"/>
+          <wp:inline distT="0" distB="0" distL="0" distR="0" wp14:anchorId="28EFF547" wp14:editId="24A28D10">
+            <wp:extent cx="6031195" cy="6487065"/>
+            <wp:effectExtent l="0" t="0" r="8255" b="0"/>
+            <wp:docPr id="11" name="Рисунок 11"/>
             <wp:cNvGraphicFramePr>
               <a:graphicFrameLocks xmlns:a="http://schemas.openxmlformats.org/drawingml/2006/main" noChangeAspect="1"/>
             </wp:cNvGraphicFramePr>
@@ -26215,7 +26315,7 @@
                   <pic:spPr>
                     <a:xfrm>
                       <a:off x="0" y="0"/>
-                      <a:ext cx="6035586" cy="6327729"/>
+                      <a:ext cx="6036709" cy="6492995"/>
                     </a:xfrm>
                     <a:prstGeom prst="rect">
                       <a:avLst/>
@@ -26242,7 +26342,7 @@
           <w:rFonts w:cs="Times New Roman"/>
           <w:szCs w:val="28"/>
         </w:rPr>
-        <w:t>Рисунок 3 – блок моделирования, регулировка зоны обнаружения</w:t>
+        <w:t>Рисунок 4 – блок аналитики</w:t>
       </w:r>
     </w:p>
     <w:p>
@@ -26254,6 +26354,20 @@
           <w:szCs w:val="28"/>
         </w:rPr>
       </w:pPr>
+      <w:r>
+        <w:rPr>
+          <w:rFonts w:cs="Times New Roman"/>
+          <w:szCs w:val="28"/>
+        </w:rPr>
+        <w:t xml:space="preserve"> </w:t>
+      </w:r>
+      <w:r>
+        <w:rPr>
+          <w:rFonts w:cs="Times New Roman"/>
+          <w:szCs w:val="28"/>
+        </w:rPr>
+        <w:t>статистика возникновения опасных ситуаций по всем блокам</w:t>
+      </w:r>
     </w:p>
     <w:p>
       <w:pPr>
@@ -26294,18 +26408,87 @@
           <w:szCs w:val="28"/>
         </w:rPr>
       </w:pPr>
+    </w:p>
+    <w:p>
+      <w:pPr>
+        <w:spacing w:after="0" w:line="360" w:lineRule="auto"/>
+        <w:jc w:val="center"/>
+        <w:rPr>
+          <w:rFonts w:cs="Times New Roman"/>
+          <w:szCs w:val="28"/>
+        </w:rPr>
+      </w:pPr>
+    </w:p>
+    <w:p>
+      <w:pPr>
+        <w:spacing w:after="0" w:line="360" w:lineRule="auto"/>
+        <w:jc w:val="center"/>
+        <w:rPr>
+          <w:rFonts w:cs="Times New Roman"/>
+          <w:szCs w:val="28"/>
+        </w:rPr>
+      </w:pPr>
+    </w:p>
+    <w:p>
+      <w:pPr>
+        <w:spacing w:after="0" w:line="360" w:lineRule="auto"/>
+        <w:jc w:val="center"/>
+        <w:rPr>
+          <w:rFonts w:cs="Times New Roman"/>
+          <w:szCs w:val="28"/>
+        </w:rPr>
+      </w:pPr>
+    </w:p>
+    <w:p>
+      <w:pPr>
+        <w:spacing w:after="0" w:line="360" w:lineRule="auto"/>
+        <w:jc w:val="center"/>
+        <w:rPr>
+          <w:rFonts w:cs="Times New Roman"/>
+          <w:szCs w:val="28"/>
+        </w:rPr>
+      </w:pPr>
+    </w:p>
+    <w:p>
+      <w:pPr>
+        <w:spacing w:after="0" w:line="360" w:lineRule="auto"/>
+        <w:jc w:val="center"/>
+        <w:rPr>
+          <w:rFonts w:cs="Times New Roman"/>
+          <w:szCs w:val="28"/>
+        </w:rPr>
+      </w:pPr>
+    </w:p>
+    <w:p>
+      <w:pPr>
+        <w:spacing w:after="0" w:line="360" w:lineRule="auto"/>
+        <w:jc w:val="center"/>
+        <w:rPr>
+          <w:rFonts w:cs="Times New Roman"/>
+          <w:szCs w:val="28"/>
+        </w:rPr>
+      </w:pPr>
+    </w:p>
+    <w:p>
+      <w:pPr>
+        <w:spacing w:after="0" w:line="360" w:lineRule="auto"/>
+        <w:jc w:val="center"/>
+        <w:rPr>
+          <w:rFonts w:cs="Times New Roman"/>
+          <w:szCs w:val="28"/>
+        </w:rPr>
+      </w:pPr>
       <w:r>
         <w:rPr>
           <w:rFonts w:cs="Times New Roman"/>
           <w:noProof/>
           <w:szCs w:val="28"/>
         </w:rPr>
-        <w:lastRenderedPageBreak/>
         <w:drawing>
-          <wp:inline distT="0" distB="0" distL="0" distR="0" wp14:anchorId="28EFF547" wp14:editId="24A28D10">
-            <wp:extent cx="6031195" cy="6487065"/>
-            <wp:effectExtent l="0" t="0" r="8255" b="0"/>
-            <wp:docPr id="11" name="Рисунок 11"/>
+          <wp:inline distT="0" distB="0" distL="0" distR="0" wp14:anchorId="7380623C" wp14:editId="289983F9">
+            <wp:extent cx="6031220" cy="5555412"/>
+            <wp:effectExtent l="0" t="0" r="8255" b="7620"/>
+            <wp:docPr id="12" name="Рисунок 12"/>
             <wp:cNvGraphicFramePr>
               <a:graphicFrameLocks xmlns:a="http://schemas.openxmlformats.org/drawingml/2006/main" noChangeAspect="1"/>
             </wp:cNvGraphicFramePr>
@@ -26325,7 +26508,7 @@
                   <pic:spPr>
                     <a:xfrm>
                       <a:off x="0" y="0"/>
-                      <a:ext cx="6036709" cy="6492995"/>
+                      <a:ext cx="6039903" cy="5563410"/>
                     </a:xfrm>
                     <a:prstGeom prst="rect">
                       <a:avLst/>
@@ -26352,7 +26535,7 @@
           <w:rFonts w:cs="Times New Roman"/>
           <w:szCs w:val="28"/>
         </w:rPr>
-        <w:t>Рисунок 4 – блок аналитики</w:t>
+        <w:t>Рисунок 5 – блок аналитики</w:t>
       </w:r>
     </w:p>
     <w:p>
@@ -26369,14 +26552,7 @@
           <w:rFonts w:cs="Times New Roman"/>
           <w:szCs w:val="28"/>
         </w:rPr>
-        <w:t xml:space="preserve"> </w:t>
-      </w:r>
-      <w:r>
-        <w:rPr>
-          <w:rFonts w:cs="Times New Roman"/>
-          <w:szCs w:val="28"/>
-        </w:rPr>
-        <w:t>статистика возникновения опасных ситуаций по всем блокам</w:t>
+        <w:t xml:space="preserve"> статистика возникновения опасных ситуаций по выбранному блоку</w:t>
       </w:r>
     </w:p>
     <w:p>
@@ -26478,16 +26654,6 @@
           <w:szCs w:val="28"/>
         </w:rPr>
       </w:pPr>
-    </w:p>
-    <w:p>
-      <w:pPr>
-        <w:spacing w:after="0" w:line="360" w:lineRule="auto"/>
-        <w:jc w:val="center"/>
-        <w:rPr>
-          <w:rFonts w:cs="Times New Roman"/>
-          <w:szCs w:val="28"/>
-        </w:rPr>
-      </w:pPr>
       <w:r>
         <w:rPr>
           <w:rFonts w:cs="Times New Roman"/>
@@ -26495,10 +26661,10 @@
           <w:szCs w:val="28"/>
         </w:rPr>
         <w:drawing>
-          <wp:inline distT="0" distB="0" distL="0" distR="0" wp14:anchorId="7380623C" wp14:editId="289983F9">
-            <wp:extent cx="6031220" cy="5555412"/>
-            <wp:effectExtent l="0" t="0" r="8255" b="7620"/>
-            <wp:docPr id="12" name="Рисунок 12"/>
+          <wp:inline distT="0" distB="0" distL="0" distR="0" wp14:anchorId="23DA9D5D" wp14:editId="1EA0DD08">
+            <wp:extent cx="6031230" cy="6822811"/>
+            <wp:effectExtent l="0" t="0" r="7620" b="0"/>
+            <wp:docPr id="13" name="Рисунок 13"/>
             <wp:cNvGraphicFramePr>
               <a:graphicFrameLocks xmlns:a="http://schemas.openxmlformats.org/drawingml/2006/main" noChangeAspect="1"/>
             </wp:cNvGraphicFramePr>
@@ -26518,182 +26684,6 @@
                   <pic:spPr>
                     <a:xfrm>
                       <a:off x="0" y="0"/>
-                      <a:ext cx="6039903" cy="5563410"/>
-                    </a:xfrm>
-                    <a:prstGeom prst="rect">
-                      <a:avLst/>
-                    </a:prstGeom>
-                  </pic:spPr>
-                </pic:pic>
-              </a:graphicData>
-            </a:graphic>
-          </wp:inline>
-        </w:drawing>
-      </w:r>
-    </w:p>
-    <w:p>
-      <w:pPr>
-        <w:spacing w:after="0" w:line="360" w:lineRule="auto"/>
-        <w:jc w:val="center"/>
-        <w:rPr>
-          <w:rFonts w:cs="Times New Roman"/>
-          <w:szCs w:val="28"/>
-        </w:rPr>
-      </w:pPr>
-      <w:r>
-        <w:rPr>
-          <w:rFonts w:cs="Times New Roman"/>
-          <w:szCs w:val="28"/>
-        </w:rPr>
-        <w:t>Рисунок 5 – блок аналитики</w:t>
-      </w:r>
-    </w:p>
-    <w:p>
-      <w:pPr>
-        <w:spacing w:after="0" w:line="360" w:lineRule="auto"/>
-        <w:jc w:val="center"/>
-        <w:rPr>
-          <w:rFonts w:cs="Times New Roman"/>
-          <w:szCs w:val="28"/>
-        </w:rPr>
-      </w:pPr>
-      <w:r>
-        <w:rPr>
-          <w:rFonts w:cs="Times New Roman"/>
-          <w:szCs w:val="28"/>
-        </w:rPr>
-        <w:t xml:space="preserve"> статистика возникновения опасных ситуаций по выбранному блоку</w:t>
-      </w:r>
-    </w:p>
-    <w:p>
-      <w:pPr>
-        <w:spacing w:after="0" w:line="360" w:lineRule="auto"/>
-        <w:jc w:val="center"/>
-        <w:rPr>
-          <w:rFonts w:cs="Times New Roman"/>
-          <w:szCs w:val="28"/>
-        </w:rPr>
-      </w:pPr>
-    </w:p>
-    <w:p>
-      <w:pPr>
-        <w:spacing w:after="0" w:line="360" w:lineRule="auto"/>
-        <w:jc w:val="center"/>
-        <w:rPr>
-          <w:rFonts w:cs="Times New Roman"/>
-          <w:szCs w:val="28"/>
-        </w:rPr>
-      </w:pPr>
-    </w:p>
-    <w:p>
-      <w:pPr>
-        <w:spacing w:after="0" w:line="360" w:lineRule="auto"/>
-        <w:jc w:val="center"/>
-        <w:rPr>
-          <w:rFonts w:cs="Times New Roman"/>
-          <w:szCs w:val="28"/>
-        </w:rPr>
-      </w:pPr>
-    </w:p>
-    <w:p>
-      <w:pPr>
-        <w:spacing w:after="0" w:line="360" w:lineRule="auto"/>
-        <w:jc w:val="center"/>
-        <w:rPr>
-          <w:rFonts w:cs="Times New Roman"/>
-          <w:szCs w:val="28"/>
-        </w:rPr>
-      </w:pPr>
-    </w:p>
-    <w:p>
-      <w:pPr>
-        <w:spacing w:after="0" w:line="360" w:lineRule="auto"/>
-        <w:jc w:val="center"/>
-        <w:rPr>
-          <w:rFonts w:cs="Times New Roman"/>
-          <w:szCs w:val="28"/>
-        </w:rPr>
-      </w:pPr>
-    </w:p>
-    <w:p>
-      <w:pPr>
-        <w:spacing w:after="0" w:line="360" w:lineRule="auto"/>
-        <w:jc w:val="center"/>
-        <w:rPr>
-          <w:rFonts w:cs="Times New Roman"/>
-          <w:szCs w:val="28"/>
-        </w:rPr>
-      </w:pPr>
-    </w:p>
-    <w:p>
-      <w:pPr>
-        <w:spacing w:after="0" w:line="360" w:lineRule="auto"/>
-        <w:jc w:val="center"/>
-        <w:rPr>
-          <w:rFonts w:cs="Times New Roman"/>
-          <w:szCs w:val="28"/>
-        </w:rPr>
-      </w:pPr>
-    </w:p>
-    <w:p>
-      <w:pPr>
-        <w:spacing w:after="0" w:line="360" w:lineRule="auto"/>
-        <w:jc w:val="center"/>
-        <w:rPr>
-          <w:rFonts w:cs="Times New Roman"/>
-          <w:szCs w:val="28"/>
-        </w:rPr>
-      </w:pPr>
-    </w:p>
-    <w:p>
-      <w:pPr>
-        <w:spacing w:after="0" w:line="360" w:lineRule="auto"/>
-        <w:jc w:val="center"/>
-        <w:rPr>
-          <w:rFonts w:cs="Times New Roman"/>
-          <w:szCs w:val="28"/>
-        </w:rPr>
-      </w:pPr>
-    </w:p>
-    <w:p>
-      <w:pPr>
-        <w:spacing w:after="0" w:line="360" w:lineRule="auto"/>
-        <w:jc w:val="center"/>
-        <w:rPr>
-          <w:rFonts w:cs="Times New Roman"/>
-          <w:szCs w:val="28"/>
-        </w:rPr>
-      </w:pPr>
-      <w:r>
-        <w:rPr>
-          <w:rFonts w:cs="Times New Roman"/>
-          <w:noProof/>
-          <w:szCs w:val="28"/>
-        </w:rPr>
-        <w:drawing>
-          <wp:inline distT="0" distB="0" distL="0" distR="0" wp14:anchorId="23DA9D5D" wp14:editId="1EA0DD08">
-            <wp:extent cx="6031230" cy="6822811"/>
-            <wp:effectExtent l="0" t="0" r="7620" b="0"/>
-            <wp:docPr id="13" name="Рисунок 13"/>
-            <wp:cNvGraphicFramePr>
-              <a:graphicFrameLocks xmlns:a="http://schemas.openxmlformats.org/drawingml/2006/main" noChangeAspect="1"/>
-            </wp:cNvGraphicFramePr>
-            <a:graphic xmlns:a="http://schemas.openxmlformats.org/drawingml/2006/main">
-              <a:graphicData uri="http://schemas.openxmlformats.org/drawingml/2006/picture">
-                <pic:pic xmlns:pic="http://schemas.openxmlformats.org/drawingml/2006/picture">
-                  <pic:nvPicPr>
-                    <pic:cNvPr id="1" name=""/>
-                    <pic:cNvPicPr/>
-                  </pic:nvPicPr>
-                  <pic:blipFill>
-                    <a:blip r:embed="rId23"/>
-                    <a:stretch>
-                      <a:fillRect/>
-                    </a:stretch>
-                  </pic:blipFill>
-                  <pic:spPr>
-                    <a:xfrm>
-                      <a:off x="0" y="0"/>
                       <a:ext cx="6037658" cy="6830082"/>
                     </a:xfrm>
                     <a:prstGeom prst="rect">
@@ -26822,7 +26812,7 @@
                     <pic:cNvPicPr/>
                   </pic:nvPicPr>
                   <pic:blipFill>
-                    <a:blip r:embed="rId24"/>
+                    <a:blip r:embed="rId23"/>
                     <a:stretch>
                       <a:fillRect/>
                     </a:stretch>
